--- a/Node_demo/toshiba/Final/IA.docx
+++ b/Node_demo/toshiba/Final/IA.docx
@@ -5,87 +5,171 @@
     <w:p>
       <w:pPr>
         <w:rPr>
+          <w:rFonts w:ascii="Times New Roman" w:hAnsi="Times New Roman" w:cs="Times New Roman"/>
           <w:b/>
           <w:bCs/>
-        </w:rPr>
-      </w:pPr>
-      <w:r>
-        <w:rPr>
+          <w:sz w:val="28"/>
+          <w:szCs w:val="28"/>
+        </w:rPr>
+      </w:pPr>
+      <w:r>
+        <w:rPr>
+          <w:rFonts w:ascii="Times New Roman" w:hAnsi="Times New Roman" w:cs="Times New Roman"/>
           <w:b/>
           <w:bCs/>
+          <w:sz w:val="28"/>
+          <w:szCs w:val="28"/>
         </w:rPr>
         <w:t>INTERLOCUTORY APPLICATION FOR EARLY HEARING</w:t>
       </w:r>
     </w:p>
     <w:p>
-      <w:r>
-        <w:rPr>
+      <w:pPr>
+        <w:rPr>
+          <w:rFonts w:ascii="Times New Roman" w:hAnsi="Times New Roman" w:cs="Times New Roman"/>
+          <w:sz w:val="28"/>
+          <w:szCs w:val="28"/>
+        </w:rPr>
+      </w:pPr>
+      <w:r>
+        <w:rPr>
+          <w:rFonts w:ascii="Times New Roman" w:hAnsi="Times New Roman" w:cs="Times New Roman"/>
           <w:b/>
           <w:bCs/>
+          <w:sz w:val="28"/>
+          <w:szCs w:val="28"/>
         </w:rPr>
         <w:t>IN THE HON’BLE DISTRICT CONSUMER DISPUTES REDRESSAL COMMISSION, MUMBAI</w:t>
       </w:r>
       <w:r>
+        <w:rPr>
+          <w:rFonts w:ascii="Times New Roman" w:hAnsi="Times New Roman" w:cs="Times New Roman"/>
+          <w:sz w:val="28"/>
+          <w:szCs w:val="28"/>
+        </w:rPr>
         <w:br/>
         <w:t>Consumer Complaint No. ____ of 2025</w:t>
       </w:r>
     </w:p>
     <w:p>
-      <w:r>
-        <w:rPr>
+      <w:pPr>
+        <w:rPr>
+          <w:rFonts w:ascii="Times New Roman" w:hAnsi="Times New Roman" w:cs="Times New Roman"/>
+          <w:sz w:val="28"/>
+          <w:szCs w:val="28"/>
+        </w:rPr>
+      </w:pPr>
+      <w:r>
+        <w:rPr>
+          <w:rFonts w:ascii="Times New Roman" w:hAnsi="Times New Roman" w:cs="Times New Roman"/>
           <w:b/>
           <w:bCs/>
+          <w:sz w:val="28"/>
+          <w:szCs w:val="28"/>
         </w:rPr>
         <w:t>IN THE MATTER OF:</w:t>
       </w:r>
       <w:r>
+        <w:rPr>
+          <w:rFonts w:ascii="Times New Roman" w:hAnsi="Times New Roman" w:cs="Times New Roman"/>
+          <w:sz w:val="28"/>
+          <w:szCs w:val="28"/>
+        </w:rPr>
         <w:br/>
         <w:t>Pratik Shah… Complainant</w:t>
       </w:r>
       <w:r>
+        <w:rPr>
+          <w:rFonts w:ascii="Times New Roman" w:hAnsi="Times New Roman" w:cs="Times New Roman"/>
+          <w:sz w:val="28"/>
+          <w:szCs w:val="28"/>
+        </w:rPr>
         <w:br/>
         <w:t>Versus</w:t>
       </w:r>
       <w:r>
+        <w:rPr>
+          <w:rFonts w:ascii="Times New Roman" w:hAnsi="Times New Roman" w:cs="Times New Roman"/>
+          <w:sz w:val="28"/>
+          <w:szCs w:val="28"/>
+        </w:rPr>
         <w:br/>
         <w:t xml:space="preserve">Hisense India </w:t>
       </w:r>
       <w:proofErr w:type="spellStart"/>
       <w:r>
+        <w:rPr>
+          <w:rFonts w:ascii="Times New Roman" w:hAnsi="Times New Roman" w:cs="Times New Roman"/>
+          <w:sz w:val="28"/>
+          <w:szCs w:val="28"/>
+        </w:rPr>
         <w:t>Pvt.</w:t>
       </w:r>
       <w:proofErr w:type="spellEnd"/>
       <w:r>
+        <w:rPr>
+          <w:rFonts w:ascii="Times New Roman" w:hAnsi="Times New Roman" w:cs="Times New Roman"/>
+          <w:sz w:val="28"/>
+          <w:szCs w:val="28"/>
+        </w:rPr>
         <w:t xml:space="preserve"> Ltd. &amp; Others … Opposite Parties</w:t>
       </w:r>
     </w:p>
     <w:p>
-      <w:r>
+      <w:pPr>
+        <w:rPr>
+          <w:rFonts w:ascii="Times New Roman" w:hAnsi="Times New Roman" w:cs="Times New Roman"/>
+          <w:sz w:val="28"/>
+          <w:szCs w:val="28"/>
+        </w:rPr>
+      </w:pPr>
+      <w:r>
+        <w:rPr>
+          <w:rFonts w:ascii="Times New Roman" w:hAnsi="Times New Roman" w:cs="Times New Roman"/>
+          <w:sz w:val="28"/>
+          <w:szCs w:val="28"/>
+        </w:rPr>
         <w:pict w14:anchorId="2234DA1E">
-          <v:rect id="_x0000_i1043" style="width:0;height:1.5pt" o:hralign="center" o:hrstd="t" o:hr="t" fillcolor="#a0a0a0" stroked="f"/>
+          <v:rect id="_x0000_i1025" style="width:0;height:1.5pt" o:hralign="center" o:hrstd="t" o:hr="t" fillcolor="#a0a0a0" stroked="f"/>
         </w:pict>
       </w:r>
     </w:p>
     <w:p>
       <w:pPr>
         <w:rPr>
+          <w:rFonts w:ascii="Times New Roman" w:hAnsi="Times New Roman" w:cs="Times New Roman"/>
           <w:b/>
           <w:bCs/>
-        </w:rPr>
-      </w:pPr>
-      <w:r>
-        <w:rPr>
+          <w:sz w:val="28"/>
+          <w:szCs w:val="28"/>
+        </w:rPr>
+      </w:pPr>
+      <w:r>
+        <w:rPr>
+          <w:rFonts w:ascii="Times New Roman" w:hAnsi="Times New Roman" w:cs="Times New Roman"/>
           <w:b/>
           <w:bCs/>
+          <w:sz w:val="28"/>
+          <w:szCs w:val="28"/>
         </w:rPr>
         <w:t>INTERLOCUTORY APPLICATION FOR EARLY HEARING</w:t>
       </w:r>
     </w:p>
     <w:p>
-      <w:r>
-        <w:rPr>
+      <w:pPr>
+        <w:rPr>
+          <w:rFonts w:ascii="Times New Roman" w:hAnsi="Times New Roman" w:cs="Times New Roman"/>
+          <w:sz w:val="28"/>
+          <w:szCs w:val="28"/>
+        </w:rPr>
+      </w:pPr>
+      <w:r>
+        <w:rPr>
+          <w:rFonts w:ascii="Times New Roman" w:hAnsi="Times New Roman" w:cs="Times New Roman"/>
           <w:b/>
           <w:bCs/>
+          <w:sz w:val="28"/>
+          <w:szCs w:val="28"/>
         </w:rPr>
         <w:t>MOST RESPECTFULLY SHOWETH:</w:t>
       </w:r>
@@ -96,8 +180,18 @@
           <w:ilvl w:val="0"/>
           <w:numId w:val="1"/>
         </w:numPr>
-      </w:pPr>
-      <w:r>
+        <w:rPr>
+          <w:rFonts w:ascii="Times New Roman" w:hAnsi="Times New Roman" w:cs="Times New Roman"/>
+          <w:sz w:val="28"/>
+          <w:szCs w:val="28"/>
+        </w:rPr>
+      </w:pPr>
+      <w:r>
+        <w:rPr>
+          <w:rFonts w:ascii="Times New Roman" w:hAnsi="Times New Roman" w:cs="Times New Roman"/>
+          <w:sz w:val="28"/>
+          <w:szCs w:val="28"/>
+        </w:rPr>
         <w:t>That the present Consumer Complaint has been filed by the Applicants/Complainants under Section 35 of the Consumer Protection Act, 2019 seeking appropriate relief against the Opposite Parties for unfair trade practices, deficiency in service, and sale of a defective product, i.e., Toshiba LED Television.</w:t>
       </w:r>
     </w:p>
@@ -107,8 +201,18 @@
           <w:ilvl w:val="0"/>
           <w:numId w:val="1"/>
         </w:numPr>
-      </w:pPr>
-      <w:r>
+        <w:rPr>
+          <w:rFonts w:ascii="Times New Roman" w:hAnsi="Times New Roman" w:cs="Times New Roman"/>
+          <w:sz w:val="28"/>
+          <w:szCs w:val="28"/>
+        </w:rPr>
+      </w:pPr>
+      <w:r>
+        <w:rPr>
+          <w:rFonts w:ascii="Times New Roman" w:hAnsi="Times New Roman" w:cs="Times New Roman"/>
+          <w:sz w:val="28"/>
+          <w:szCs w:val="28"/>
+        </w:rPr>
         <w:t>That the cause of action arose due to the continuous failure of the Opposite Parties to resolve the issue despite repeated complaints, service visits, and written communication.</w:t>
       </w:r>
     </w:p>
@@ -118,8 +222,18 @@
           <w:ilvl w:val="0"/>
           <w:numId w:val="1"/>
         </w:numPr>
-      </w:pPr>
-      <w:r>
+        <w:rPr>
+          <w:rFonts w:ascii="Times New Roman" w:hAnsi="Times New Roman" w:cs="Times New Roman"/>
+          <w:sz w:val="28"/>
+          <w:szCs w:val="28"/>
+        </w:rPr>
+      </w:pPr>
+      <w:r>
+        <w:rPr>
+          <w:rFonts w:ascii="Times New Roman" w:hAnsi="Times New Roman" w:cs="Times New Roman"/>
+          <w:sz w:val="28"/>
+          <w:szCs w:val="28"/>
+        </w:rPr>
         <w:t>That the Applicants/Complainants are currently in possession of a defective television which is non-functional and unusable. This has caused immense inconvenience and mental agony to the Complainants and their family, especially elderly family members who rely on television for day-to-day entertainment.</w:t>
       </w:r>
     </w:p>
@@ -129,8 +243,18 @@
           <w:ilvl w:val="0"/>
           <w:numId w:val="1"/>
         </w:numPr>
-      </w:pPr>
-      <w:r>
+        <w:rPr>
+          <w:rFonts w:ascii="Times New Roman" w:hAnsi="Times New Roman" w:cs="Times New Roman"/>
+          <w:sz w:val="28"/>
+          <w:szCs w:val="28"/>
+        </w:rPr>
+      </w:pPr>
+      <w:r>
+        <w:rPr>
+          <w:rFonts w:ascii="Times New Roman" w:hAnsi="Times New Roman" w:cs="Times New Roman"/>
+          <w:sz w:val="28"/>
+          <w:szCs w:val="28"/>
+        </w:rPr>
         <w:t>That despite several assurances and a recorded acknowledgment by the Opposite Parties, no replacement, repair, or effective resolution has been provided to date.</w:t>
       </w:r>
     </w:p>
@@ -140,8 +264,18 @@
           <w:ilvl w:val="0"/>
           <w:numId w:val="1"/>
         </w:numPr>
-      </w:pPr>
-      <w:r>
+        <w:rPr>
+          <w:rFonts w:ascii="Times New Roman" w:hAnsi="Times New Roman" w:cs="Times New Roman"/>
+          <w:sz w:val="28"/>
+          <w:szCs w:val="28"/>
+        </w:rPr>
+      </w:pPr>
+      <w:r>
+        <w:rPr>
+          <w:rFonts w:ascii="Times New Roman" w:hAnsi="Times New Roman" w:cs="Times New Roman"/>
+          <w:sz w:val="28"/>
+          <w:szCs w:val="28"/>
+        </w:rPr>
         <w:t>That the issue has been pending for a considerable time since the complaint was first raised in March 2025. The delay in the resolution of the matter is causing continuing hardship and irreparable loss to the Complainants.</w:t>
       </w:r>
     </w:p>
@@ -151,64 +285,27 @@
           <w:ilvl w:val="0"/>
           <w:numId w:val="1"/>
         </w:numPr>
-      </w:pPr>
-      <w:r>
-        <w:t xml:space="preserve">That it is, therefore, most respectfully prayed that this Hon’ble Commission may be pleased to consider this matter on priority and list the same for an </w:t>
-      </w:r>
-      <w:r>
-        <w:rPr>
-          <w:b/>
-          <w:bCs/>
-        </w:rPr>
-        <w:t>early hearing</w:t>
-      </w:r>
-      <w:r>
-        <w:t xml:space="preserve"> in the interest of justice.</w:t>
-      </w:r>
-    </w:p>
-    <w:p>
-      <w:r>
-        <w:pict w14:anchorId="60A07A2D">
-          <v:rect id="_x0000_i1044" style="width:0;height:1.5pt" o:hralign="center" o:hrstd="t" o:hr="t" fillcolor="#a0a0a0" stroked="f"/>
-        </w:pict>
-      </w:r>
-    </w:p>
-    <w:p>
-      <w:pPr>
-        <w:rPr>
-          <w:b/>
-          <w:bCs/>
-        </w:rPr>
-      </w:pPr>
-      <w:r>
-        <w:rPr>
-          <w:b/>
-          <w:bCs/>
-        </w:rPr>
-        <w:t>PRAYER</w:t>
-      </w:r>
-    </w:p>
-    <w:p>
-      <w:r>
-        <w:t>In view of the foregoing, the Applicants/Complainants most respectfully pray that this Hon’ble Commission may be pleased to:</w:t>
-      </w:r>
-    </w:p>
-    <w:p>
-      <w:r>
-        <w:rPr>
-          <w:rFonts w:ascii="Aptos" w:hAnsi="Aptos"/>
+        <w:rPr>
+          <w:rFonts w:ascii="Times New Roman" w:hAnsi="Times New Roman" w:cs="Times New Roman"/>
+          <w:sz w:val="28"/>
+          <w:szCs w:val="28"/>
+        </w:rPr>
+      </w:pPr>
+      <w:r>
+        <w:rPr>
+          <w:rFonts w:ascii="Times New Roman" w:hAnsi="Times New Roman" w:cs="Times New Roman"/>
           <w:noProof/>
-          <w:sz w:val="24"/>
-          <w:szCs w:val="24"/>
+          <w:sz w:val="28"/>
+          <w:szCs w:val="28"/>
         </w:rPr>
         <w:drawing>
-          <wp:anchor distT="0" distB="0" distL="114300" distR="114300" simplePos="0" relativeHeight="251661312" behindDoc="0" locked="0" layoutInCell="1" allowOverlap="1" wp14:anchorId="308C023F" wp14:editId="5CB64BD6">
+          <wp:anchor distT="0" distB="0" distL="114300" distR="114300" simplePos="0" relativeHeight="251661312" behindDoc="0" locked="0" layoutInCell="1" allowOverlap="1" wp14:anchorId="308C023F" wp14:editId="6B849198">
             <wp:simplePos x="0" y="0"/>
             <wp:positionH relativeFrom="column">
-              <wp:posOffset>5800725</wp:posOffset>
+              <wp:posOffset>3698970</wp:posOffset>
             </wp:positionH>
             <wp:positionV relativeFrom="paragraph">
-              <wp:posOffset>13335</wp:posOffset>
+              <wp:posOffset>886346</wp:posOffset>
             </wp:positionV>
             <wp:extent cx="685800" cy="492125"/>
             <wp:effectExtent l="0" t="0" r="0" b="3175"/>
@@ -265,75 +362,240 @@
         </w:drawing>
       </w:r>
       <w:r>
+        <w:rPr>
+          <w:rFonts w:ascii="Times New Roman" w:hAnsi="Times New Roman" w:cs="Times New Roman"/>
+          <w:sz w:val="28"/>
+          <w:szCs w:val="28"/>
+        </w:rPr>
+        <w:t xml:space="preserve">That it is, therefore, most respectfully prayed that this Hon’ble Commission may be pleased to consider this matter on priority and list the same for an </w:t>
+      </w:r>
+      <w:r>
+        <w:rPr>
+          <w:rFonts w:ascii="Times New Roman" w:hAnsi="Times New Roman" w:cs="Times New Roman"/>
+          <w:b/>
+          <w:bCs/>
+          <w:sz w:val="28"/>
+          <w:szCs w:val="28"/>
+        </w:rPr>
+        <w:t>early hearing</w:t>
+      </w:r>
+      <w:r>
+        <w:rPr>
+          <w:rFonts w:ascii="Times New Roman" w:hAnsi="Times New Roman" w:cs="Times New Roman"/>
+          <w:sz w:val="28"/>
+          <w:szCs w:val="28"/>
+        </w:rPr>
+        <w:t xml:space="preserve"> in the interest of justice.</w:t>
+      </w:r>
+    </w:p>
+    <w:p>
+      <w:pPr>
+        <w:rPr>
+          <w:rFonts w:ascii="Times New Roman" w:hAnsi="Times New Roman" w:cs="Times New Roman"/>
+          <w:sz w:val="28"/>
+          <w:szCs w:val="28"/>
+        </w:rPr>
+      </w:pPr>
+      <w:r>
+        <w:rPr>
+          <w:rFonts w:ascii="Times New Roman" w:hAnsi="Times New Roman" w:cs="Times New Roman"/>
+          <w:sz w:val="28"/>
+          <w:szCs w:val="28"/>
+        </w:rPr>
+        <w:lastRenderedPageBreak/>
+        <w:pict w14:anchorId="60A07A2D">
+          <v:rect id="_x0000_i1026" style="width:0;height:1.5pt" o:hralign="center" o:hrstd="t" o:hr="t" fillcolor="#a0a0a0" stroked="f"/>
+        </w:pict>
+      </w:r>
+    </w:p>
+    <w:p>
+      <w:pPr>
+        <w:rPr>
+          <w:rFonts w:ascii="Times New Roman" w:hAnsi="Times New Roman" w:cs="Times New Roman"/>
+          <w:b/>
+          <w:bCs/>
+          <w:sz w:val="28"/>
+          <w:szCs w:val="28"/>
+        </w:rPr>
+      </w:pPr>
+      <w:r>
+        <w:rPr>
+          <w:rFonts w:ascii="Times New Roman" w:hAnsi="Times New Roman" w:cs="Times New Roman"/>
+          <w:b/>
+          <w:bCs/>
+          <w:sz w:val="28"/>
+          <w:szCs w:val="28"/>
+        </w:rPr>
+        <w:t>PRAYER</w:t>
+      </w:r>
+    </w:p>
+    <w:p>
+      <w:pPr>
+        <w:rPr>
+          <w:rFonts w:ascii="Times New Roman" w:hAnsi="Times New Roman" w:cs="Times New Roman"/>
+          <w:sz w:val="28"/>
+          <w:szCs w:val="28"/>
+        </w:rPr>
+      </w:pPr>
+      <w:r>
+        <w:rPr>
+          <w:rFonts w:ascii="Times New Roman" w:hAnsi="Times New Roman" w:cs="Times New Roman"/>
+          <w:sz w:val="28"/>
+          <w:szCs w:val="28"/>
+        </w:rPr>
+        <w:t>In view of the foregoing, the Applicants/Complainants most respectfully pray that this Hon’ble Commission may be pleased to:</w:t>
+      </w:r>
+    </w:p>
+    <w:p>
+      <w:pPr>
+        <w:rPr>
+          <w:rFonts w:ascii="Times New Roman" w:hAnsi="Times New Roman" w:cs="Times New Roman"/>
+          <w:sz w:val="28"/>
+          <w:szCs w:val="28"/>
+        </w:rPr>
+      </w:pPr>
+      <w:r>
+        <w:rPr>
+          <w:rFonts w:ascii="Times New Roman" w:hAnsi="Times New Roman" w:cs="Times New Roman"/>
+          <w:sz w:val="28"/>
+          <w:szCs w:val="28"/>
+        </w:rPr>
         <w:t>a) Allow the present Interlocutory Application;</w:t>
       </w:r>
       <w:r>
+        <w:rPr>
+          <w:rFonts w:ascii="Times New Roman" w:hAnsi="Times New Roman" w:cs="Times New Roman"/>
+          <w:sz w:val="28"/>
+          <w:szCs w:val="28"/>
+        </w:rPr>
         <w:br/>
         <w:t>b) Direct for an early hearing of Consumer Complaint No. ____ of 2025;</w:t>
       </w:r>
       <w:r>
+        <w:rPr>
+          <w:rFonts w:ascii="Times New Roman" w:hAnsi="Times New Roman" w:cs="Times New Roman"/>
+          <w:sz w:val="28"/>
+          <w:szCs w:val="28"/>
+        </w:rPr>
         <w:br/>
         <w:t>c) Pass any other or further orders as deemed just and proper in the interest of justice.</w:t>
       </w:r>
     </w:p>
     <w:p>
-      <w:r>
-        <w:rPr>
+      <w:pPr>
+        <w:rPr>
+          <w:rFonts w:ascii="Times New Roman" w:hAnsi="Times New Roman" w:cs="Times New Roman"/>
+          <w:sz w:val="28"/>
+          <w:szCs w:val="28"/>
+        </w:rPr>
+      </w:pPr>
+      <w:r>
+        <w:rPr>
+          <w:rFonts w:ascii="Times New Roman" w:hAnsi="Times New Roman" w:cs="Times New Roman"/>
           <w:b/>
           <w:bCs/>
+          <w:sz w:val="28"/>
+          <w:szCs w:val="28"/>
         </w:rPr>
         <w:t>AND FOR THIS ACT OF KINDNESS, THE COMPLAINANTS AS IN DUTY BOUND SHALL EVER PRAY.</w:t>
       </w:r>
     </w:p>
     <w:p>
-      <w:r>
-        <w:lastRenderedPageBreak/>
+      <w:pPr>
+        <w:rPr>
+          <w:rFonts w:ascii="Times New Roman" w:hAnsi="Times New Roman" w:cs="Times New Roman"/>
+          <w:sz w:val="28"/>
+          <w:szCs w:val="28"/>
+        </w:rPr>
+      </w:pPr>
+      <w:r>
+        <w:rPr>
+          <w:rFonts w:ascii="Times New Roman" w:hAnsi="Times New Roman" w:cs="Times New Roman"/>
+          <w:sz w:val="28"/>
+          <w:szCs w:val="28"/>
+        </w:rPr>
         <w:pict w14:anchorId="077C02EB">
-          <v:rect id="_x0000_i1045" style="width:0;height:1.5pt" o:hralign="center" o:hrstd="t" o:hr="t" fillcolor="#a0a0a0" stroked="f"/>
+          <v:rect id="_x0000_i1027" style="width:0;height:1.5pt" o:hralign="center" o:hrstd="t" o:hr="t" fillcolor="#a0a0a0" stroked="f"/>
         </w:pict>
       </w:r>
     </w:p>
     <w:p>
-      <w:r>
-        <w:rPr>
+      <w:pPr>
+        <w:rPr>
+          <w:rFonts w:ascii="Times New Roman" w:hAnsi="Times New Roman" w:cs="Times New Roman"/>
+          <w:sz w:val="28"/>
+          <w:szCs w:val="28"/>
+        </w:rPr>
+      </w:pPr>
+      <w:r>
+        <w:rPr>
+          <w:rFonts w:ascii="Times New Roman" w:hAnsi="Times New Roman" w:cs="Times New Roman"/>
           <w:b/>
           <w:bCs/>
+          <w:sz w:val="28"/>
+          <w:szCs w:val="28"/>
         </w:rPr>
         <w:t>Place:</w:t>
       </w:r>
       <w:r>
+        <w:rPr>
+          <w:rFonts w:ascii="Times New Roman" w:hAnsi="Times New Roman" w:cs="Times New Roman"/>
+          <w:sz w:val="28"/>
+          <w:szCs w:val="28"/>
+        </w:rPr>
         <w:t xml:space="preserve"> Mumbai</w:t>
       </w:r>
       <w:r>
+        <w:rPr>
+          <w:rFonts w:ascii="Times New Roman" w:hAnsi="Times New Roman" w:cs="Times New Roman"/>
+          <w:sz w:val="28"/>
+          <w:szCs w:val="28"/>
+        </w:rPr>
         <w:br/>
       </w:r>
       <w:r>
         <w:rPr>
+          <w:rFonts w:ascii="Times New Roman" w:hAnsi="Times New Roman" w:cs="Times New Roman"/>
           <w:b/>
           <w:bCs/>
+          <w:sz w:val="28"/>
+          <w:szCs w:val="28"/>
         </w:rPr>
         <w:t>Date:</w:t>
       </w:r>
       <w:r>
+        <w:rPr>
+          <w:rFonts w:ascii="Times New Roman" w:hAnsi="Times New Roman" w:cs="Times New Roman"/>
+          <w:sz w:val="28"/>
+          <w:szCs w:val="28"/>
+        </w:rPr>
         <w:t xml:space="preserve"> </w:t>
       </w:r>
       <w:r>
+        <w:rPr>
+          <w:rFonts w:ascii="Times New Roman" w:hAnsi="Times New Roman" w:cs="Times New Roman"/>
+          <w:sz w:val="28"/>
+          <w:szCs w:val="28"/>
+        </w:rPr>
         <w:t>16 April 2025</w:t>
       </w:r>
     </w:p>
     <w:p>
       <w:pPr>
         <w:rPr>
+          <w:rFonts w:ascii="Times New Roman" w:hAnsi="Times New Roman" w:cs="Times New Roman"/>
           <w:b/>
           <w:bCs/>
-        </w:rPr>
-      </w:pPr>
-      <w:r>
-        <w:rPr>
-          <w:rFonts w:ascii="Aptos" w:hAnsi="Aptos"/>
+          <w:sz w:val="28"/>
+          <w:szCs w:val="28"/>
+        </w:rPr>
+      </w:pPr>
+      <w:r>
+        <w:rPr>
+          <w:rFonts w:ascii="Times New Roman" w:hAnsi="Times New Roman" w:cs="Times New Roman"/>
           <w:noProof/>
-          <w:sz w:val="24"/>
-          <w:szCs w:val="24"/>
+          <w:sz w:val="28"/>
+          <w:szCs w:val="28"/>
         </w:rPr>
         <w:drawing>
           <wp:anchor distT="0" distB="0" distL="114300" distR="114300" simplePos="0" relativeHeight="251659264" behindDoc="0" locked="0" layoutInCell="1" allowOverlap="1" wp14:anchorId="1353B761" wp14:editId="1CC090E8">
@@ -402,22 +664,57 @@
     <w:p>
       <w:pPr>
         <w:rPr>
+          <w:rFonts w:ascii="Times New Roman" w:hAnsi="Times New Roman" w:cs="Times New Roman"/>
           <w:b/>
           <w:bCs/>
-        </w:rPr>
-      </w:pPr>
-    </w:p>
-    <w:p>
-      <w:r>
+          <w:sz w:val="28"/>
+          <w:szCs w:val="28"/>
+        </w:rPr>
+      </w:pPr>
+    </w:p>
+    <w:p>
+      <w:pPr>
+        <w:rPr>
+          <w:rFonts w:ascii="Times New Roman" w:hAnsi="Times New Roman" w:cs="Times New Roman"/>
+          <w:sz w:val="28"/>
+          <w:szCs w:val="28"/>
+        </w:rPr>
+      </w:pPr>
+      <w:r>
+        <w:rPr>
+          <w:rFonts w:ascii="Times New Roman" w:hAnsi="Times New Roman" w:cs="Times New Roman"/>
+          <w:sz w:val="28"/>
+          <w:szCs w:val="28"/>
+        </w:rPr>
         <w:t xml:space="preserve">Pratik Shah </w:t>
       </w:r>
     </w:p>
     <w:p>
-      <w:r>
+      <w:pPr>
+        <w:rPr>
+          <w:rFonts w:ascii="Times New Roman" w:hAnsi="Times New Roman" w:cs="Times New Roman"/>
+          <w:sz w:val="28"/>
+          <w:szCs w:val="28"/>
+        </w:rPr>
+      </w:pPr>
+      <w:r>
+        <w:rPr>
+          <w:rFonts w:ascii="Times New Roman" w:hAnsi="Times New Roman" w:cs="Times New Roman"/>
+          <w:sz w:val="28"/>
+          <w:szCs w:val="28"/>
+        </w:rPr>
         <w:t>Complainant / Applicant</w:t>
       </w:r>
     </w:p>
-    <w:p/>
+    <w:p>
+      <w:pPr>
+        <w:rPr>
+          <w:rFonts w:ascii="Times New Roman" w:hAnsi="Times New Roman" w:cs="Times New Roman"/>
+          <w:sz w:val="28"/>
+          <w:szCs w:val="28"/>
+        </w:rPr>
+      </w:pPr>
+    </w:p>
     <w:sectPr>
       <w:headerReference w:type="even" r:id="rId8"/>
       <w:headerReference w:type="default" r:id="rId9"/>
@@ -426,8 +723,8 @@
       <w:headerReference w:type="first" r:id="rId12"/>
       <w:footerReference w:type="first" r:id="rId13"/>
       <w:pgSz w:w="11906" w:h="16838"/>
-      <w:pgMar w:top="1440" w:right="1440" w:bottom="1440" w:left="1440" w:header="708" w:footer="708" w:gutter="0"/>
-      <w:pgNumType w:start="18"/>
+      <w:pgMar w:top="1440" w:right="1440" w:bottom="1440" w:left="2155" w:header="708" w:footer="708" w:gutter="0"/>
+      <w:pgNumType w:start="20"/>
       <w:cols w:space="708"/>
       <w:docGrid w:linePitch="360"/>
     </w:sectPr>
@@ -554,7 +851,6 @@
               <v:path gradientshapeok="t" o:connecttype="rect"/>
             </v:shapetype>
             <v:shape id="Text Box 2" o:spid="_x0000_s1026" type="#_x0000_t202" alt="Information Classification: GENERAL" style="position:absolute;margin-left:0;margin-top:0;width:132.1pt;height:26.85pt;z-index:251659264;visibility:visible;mso-wrap-style:none;mso-wrap-distance-left:0;mso-wrap-distance-top:0;mso-wrap-distance-right:0;mso-wrap-distance-bottom:0;mso-position-horizontal:center;mso-position-horizontal-relative:page;mso-position-vertical:bottom;mso-position-vertical-relative:page;v-text-anchor:bottom" o:gfxdata="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" filled="f" stroked="f">
-              <v:fill o:detectmouseclick="t"/>
               <v:textbox style="mso-fit-shape-to-text:t" inset="0,0,0,15pt">
                 <w:txbxContent>
                   <w:p>
@@ -595,7 +891,7 @@
 <w:ftr xmlns:wpc="http://schemas.microsoft.com/office/word/2010/wordprocessingCanvas" xmlns:cx="http://schemas.microsoft.com/office/drawing/2014/chartex" xmlns:cx1="http://schemas.microsoft.com/office/drawing/2015/9/8/chartex" xmlns:cx2="http://schemas.microsoft.com/office/drawing/2015/10/21/chartex" xmlns:cx3="http://schemas.microsoft.com/office/drawing/2016/5/9/chartex" xmlns:cx4="http://schemas.microsoft.com/office/drawing/2016/5/10/chartex" xmlns:cx5="http://schemas.microsoft.com/office/drawing/2016/5/11/chartex" xmlns:cx6="http://schemas.microsoft.com/office/drawing/2016/5/12/chartex" xmlns:cx7="http://schemas.microsoft.com/office/drawing/2016/5/13/chartex" xmlns:cx8="http://schemas.microsoft.com/office/drawing/2016/5/14/chartex" xmlns:mc="http://schemas.openxmlformats.org/markup-compatibility/2006" xmlns:aink="http://schemas.microsoft.com/office/drawing/2016/ink" xmlns:am3d="http://schemas.microsoft.com/office/drawing/2017/model3d" xmlns:o="urn:schemas-microsoft-com:office:office" xmlns:oel="http://schemas.microsoft.com/office/2019/extlst" xmlns:r="http://schemas.openxmlformats.org/officeDocument/2006/relationships" xmlns:m="http://schemas.openxmlformats.org/officeDocument/2006/math" xmlns:v="urn:schemas-microsoft-com:vml" xmlns:wp14="http://schemas.microsoft.com/office/word/2010/wordprocessingDrawing" xmlns:wp="http://schemas.openxmlformats.org/drawingml/2006/wordprocessingDrawing" xmlns:w10="urn:schemas-microsoft-com:office:word" xmlns:w="http://schemas.openxmlformats.org/wordprocessingml/2006/main" xmlns:w14="http://schemas.microsoft.com/office/word/2010/wordml" xmlns:w15="http://schemas.microsoft.com/office/word/2012/wordml" xmlns:w16cex="http://schemas.microsoft.com/office/word/2018/wordml/cex" xmlns:w16cid="http://schemas.microsoft.com/office/word/2016/wordml/cid" xmlns:w16="http://schemas.microsoft.com/office/word/2018/wordml" xmlns:w16du="http://schemas.microsoft.com/office/word/2023/wordml/word16du" xmlns:w16sdtdh="http://schemas.microsoft.com/office/word/2020/wordml/sdtdatahash" xmlns:w16sdtfl="http://schemas.microsoft.com/office/word/2024/wordml/sdtformatlock" xmlns:w16se="http://schemas.microsoft.com/office/word/2015/wordml/symex" xmlns:wpg="http://schemas.microsoft.com/office/word/2010/wordprocessingGroup" xmlns:wpi="http://schemas.microsoft.com/office/word/2010/wordprocessingInk" xmlns:wne="http://schemas.microsoft.com/office/word/2006/wordml" xmlns:wps="http://schemas.microsoft.com/office/word/2010/wordprocessingShape" mc:Ignorable="w14 w15 w16se w16cid w16 w16cex w16sdtdh w16sdtfl w16du wp14">
   <w:sdt>
     <w:sdtPr>
-      <w:id w:val="-781421634"/>
+      <w:id w:val="-881166077"/>
       <w:docPartObj>
         <w:docPartGallery w:val="Page Numbers (Bottom of Page)"/>
         <w:docPartUnique/>
@@ -603,60 +899,56 @@
     </w:sdtPr>
     <w:sdtEndPr>
       <w:rPr>
-        <w:color w:val="7F7F7F" w:themeColor="background1" w:themeShade="7F"/>
-        <w:spacing w:val="60"/>
+        <w:noProof/>
       </w:rPr>
     </w:sdtEndPr>
     <w:sdtContent>
       <w:p>
         <w:pPr>
           <w:pStyle w:val="Footer"/>
-          <w:pBdr>
-            <w:top w:val="single" w:sz="4" w:space="1" w:color="D9D9D9" w:themeColor="background1" w:themeShade="D9"/>
-          </w:pBdr>
-          <w:rPr>
-            <w:b/>
-            <w:bCs/>
-          </w:rPr>
+          <w:jc w:val="right"/>
         </w:pPr>
         <w:r>
+          <w:rPr>
+            <w:rFonts w:ascii="Times New Roman" w:hAnsi="Times New Roman" w:cs="Times New Roman"/>
+            <w:sz w:val="28"/>
+            <w:szCs w:val="28"/>
+          </w:rPr>
           <w:fldChar w:fldCharType="begin"/>
         </w:r>
         <w:r>
+          <w:rPr>
+            <w:rFonts w:ascii="Times New Roman" w:hAnsi="Times New Roman" w:cs="Times New Roman"/>
+            <w:sz w:val="28"/>
+            <w:szCs w:val="28"/>
+          </w:rPr>
           <w:instrText xml:space="preserve"> PAGE   \* MERGEFORMAT </w:instrText>
         </w:r>
         <w:r>
+          <w:rPr>
+            <w:rFonts w:ascii="Times New Roman" w:hAnsi="Times New Roman" w:cs="Times New Roman"/>
+            <w:sz w:val="28"/>
+            <w:szCs w:val="28"/>
+          </w:rPr>
           <w:fldChar w:fldCharType="separate"/>
         </w:r>
         <w:r>
           <w:rPr>
-            <w:b/>
-            <w:bCs/>
+            <w:rFonts w:ascii="Times New Roman" w:hAnsi="Times New Roman" w:cs="Times New Roman"/>
             <w:noProof/>
+            <w:sz w:val="28"/>
+            <w:szCs w:val="28"/>
           </w:rPr>
           <w:t>2</w:t>
         </w:r>
         <w:r>
           <w:rPr>
-            <w:b/>
-            <w:bCs/>
+            <w:rFonts w:ascii="Times New Roman" w:hAnsi="Times New Roman" w:cs="Times New Roman"/>
             <w:noProof/>
+            <w:sz w:val="28"/>
+            <w:szCs w:val="28"/>
           </w:rPr>
           <w:fldChar w:fldCharType="end"/>
-        </w:r>
-        <w:r>
-          <w:rPr>
-            <w:b/>
-            <w:bCs/>
-          </w:rPr>
-          <w:t xml:space="preserve"> | </w:t>
-        </w:r>
-        <w:r>
-          <w:rPr>
-            <w:color w:val="7F7F7F" w:themeColor="background1" w:themeShade="7F"/>
-            <w:spacing w:val="60"/>
-          </w:rPr>
-          <w:t>Page</w:t>
         </w:r>
       </w:p>
     </w:sdtContent>
@@ -763,7 +1055,6 @@
               <v:path gradientshapeok="t" o:connecttype="rect"/>
             </v:shapetype>
             <v:shape id="Text Box 1" o:spid="_x0000_s1027" type="#_x0000_t202" alt="Information Classification: GENERAL" style="position:absolute;margin-left:0;margin-top:0;width:132.1pt;height:26.85pt;z-index:251658240;visibility:visible;mso-wrap-style:none;mso-wrap-distance-left:0;mso-wrap-distance-top:0;mso-wrap-distance-right:0;mso-wrap-distance-bottom:0;mso-position-horizontal:center;mso-position-horizontal-relative:page;mso-position-vertical:bottom;mso-position-vertical-relative:page;v-text-anchor:bottom" o:gfxdata="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" filled="f" stroked="f">
-              <v:fill o:detectmouseclick="t"/>
               <v:textbox style="mso-fit-shape-to-text:t" inset="0,0,0,15pt">
                 <w:txbxContent>
                   <w:p>
@@ -1577,6 +1868,7 @@
   <w:style w:type="character" w:default="1" w:styleId="DefaultParagraphFont">
     <w:name w:val="Default Paragraph Font"/>
     <w:uiPriority w:val="1"/>
+    <w:semiHidden/>
     <w:unhideWhenUsed/>
   </w:style>
   <w:style w:type="table" w:default="1" w:styleId="TableNormal">
